--- a/alert-platform/docs/01-role-model.docx
+++ b/alert-platform/docs/01-role-model.docx
@@ -115,7 +115,7 @@
                 <w:color w:val="1F2937"/>
                 <w:sz w:val="19"/>
               </w:rPr>
-              <w:t>Архитектурно-техническая документация</w:t>
+              <w:t>Готово к рассмотрению и согласованию</w:t>
             </w:r>
           </w:p>
         </w:tc>
@@ -140,7 +140,7 @@
                 <w:color w:val="667085"/>
                 <w:sz w:val="18"/>
               </w:rPr>
-              <w:t>Основание</w:t>
+              <w:t>Назначение</w:t>
             </w:r>
           </w:p>
         </w:tc>
@@ -162,7 +162,7 @@
                 <w:color w:val="1F2937"/>
                 <w:sz w:val="19"/>
               </w:rPr>
-              <w:t>Фактическая реализация репозитория и целевые требования production-контура</w:t>
+              <w:t>Описание текущего состояния, целевой модели и условий промышленной эксплуатации</w:t>
             </w:r>
           </w:p>
         </w:tc>
@@ -210,53 +210,6 @@
                 <w:sz w:val="19"/>
               </w:rPr>
               <w:t>1.0 • 10 августа 2026 г.</w:t>
-            </w:r>
-          </w:p>
-        </w:tc>
-      </w:tr>
-      <w:tr>
-        <w:tc>
-          <w:tcPr>
-            <w:tcW w:type="dxa" w:w="2300"/>
-            <w:shd w:fill="F2F4F7"/>
-            <w:tcMar>
-              <w:top w:w="80" w:type="dxa"/>
-              <w:start w:w="120" w:type="dxa"/>
-              <w:bottom w:w="80" w:type="dxa"/>
-              <w:end w:w="120" w:type="dxa"/>
-            </w:tcMar>
-          </w:tcPr>
-          <w:p>
-            <w:r/>
-            <w:r>
-              <w:rPr>
-                <w:rFonts w:ascii="Calibri" w:hAnsi="Calibri" w:eastAsia="Calibri"/>
-                <w:color w:val="667085"/>
-                <w:sz w:val="18"/>
-              </w:rPr>
-              <w:t>Исходный файл</w:t>
-            </w:r>
-          </w:p>
-        </w:tc>
-        <w:tc>
-          <w:tcPr>
-            <w:tcW w:type="dxa" w:w="7060"/>
-            <w:tcMar>
-              <w:top w:w="80" w:type="dxa"/>
-              <w:start w:w="120" w:type="dxa"/>
-              <w:bottom w:w="80" w:type="dxa"/>
-              <w:end w:w="120" w:type="dxa"/>
-            </w:tcMar>
-          </w:tcPr>
-          <w:p>
-            <w:r/>
-            <w:r>
-              <w:rPr>
-                <w:rFonts w:ascii="Calibri" w:hAnsi="Calibri" w:eastAsia="Calibri"/>
-                <w:color w:val="1F2937"/>
-                <w:sz w:val="19"/>
-              </w:rPr>
-              <w:t>01-role-model.md</w:t>
             </w:r>
           </w:p>
         </w:tc>
@@ -734,7 +687,7 @@
           <w:rFonts w:ascii="Calibri" w:hAnsi="Calibri" w:eastAsia="Calibri"/>
           <w:color w:val="1F2937"/>
         </w:rPr>
-        <w:t xml:space="preserve"> — подтверждено текущим кодом, схемой БД или конфигурацией репозитория;</w:t>
+        <w:t xml:space="preserve"> — подтверждено фактическим поведением системы, схемой данных или рабочей конфигурацией;</w:t>
       </w:r>
     </w:p>
     <w:p>
@@ -783,91 +736,7 @@
           <w:rFonts w:ascii="Calibri" w:hAnsi="Calibri" w:eastAsia="Calibri"/>
           <w:color w:val="1F2937"/>
         </w:rPr>
-        <w:t xml:space="preserve">Эта маркировка принципиальна: таблицы ниже не выдают желаемые права за уже работающий RBAC. Источниками фактов служат </w:t>
-      </w:r>
-      <w:r>
-        <w:rPr>
-          <w:rFonts w:ascii="Liberation Mono" w:hAnsi="Liberation Mono" w:eastAsia="Liberation Mono"/>
-          <w:color w:val="1F2937"/>
-        </w:rPr>
-        <w:t>ALERT-PLATFORM-SPEC.md</w:t>
-      </w:r>
-      <w:r>
-        <w:rPr>
-          <w:rFonts w:ascii="Calibri" w:hAnsi="Calibri" w:eastAsia="Calibri"/>
-          <w:color w:val="1F2937"/>
-        </w:rPr>
-        <w:t xml:space="preserve"> (разделы 4.2, 8, 11, 14), </w:t>
-      </w:r>
-      <w:r>
-        <w:rPr>
-          <w:rFonts w:ascii="Liberation Mono" w:hAnsi="Liberation Mono" w:eastAsia="Liberation Mono"/>
-          <w:color w:val="1F2937"/>
-        </w:rPr>
-        <w:t>SECURITY.md</w:t>
-      </w:r>
-      <w:r>
-        <w:rPr>
-          <w:rFonts w:ascii="Calibri" w:hAnsi="Calibri" w:eastAsia="Calibri"/>
-          <w:color w:val="1F2937"/>
-        </w:rPr>
-        <w:t xml:space="preserve">, </w:t>
-      </w:r>
-      <w:r>
-        <w:rPr>
-          <w:rFonts w:ascii="Liberation Mono" w:hAnsi="Liberation Mono" w:eastAsia="Liberation Mono"/>
-          <w:color w:val="1F2937"/>
-        </w:rPr>
-        <w:t>ARCHITECTURE.md</w:t>
-      </w:r>
-      <w:r>
-        <w:rPr>
-          <w:rFonts w:ascii="Calibri" w:hAnsi="Calibri" w:eastAsia="Calibri"/>
-          <w:color w:val="1F2937"/>
-        </w:rPr>
-        <w:t xml:space="preserve">, миграции </w:t>
-      </w:r>
-      <w:r>
-        <w:rPr>
-          <w:rFonts w:ascii="Liberation Mono" w:hAnsi="Liberation Mono" w:eastAsia="Liberation Mono"/>
-          <w:color w:val="1F2937"/>
-        </w:rPr>
-        <w:t>0000_baseline.sql</w:t>
-      </w:r>
-      <w:r>
-        <w:rPr>
-          <w:rFonts w:ascii="Calibri" w:hAnsi="Calibri" w:eastAsia="Calibri"/>
-          <w:color w:val="1F2937"/>
-        </w:rPr>
-        <w:t xml:space="preserve"> и </w:t>
-      </w:r>
-      <w:r>
-        <w:rPr>
-          <w:rFonts w:ascii="Liberation Mono" w:hAnsi="Liberation Mono" w:eastAsia="Liberation Mono"/>
-          <w:color w:val="1F2937"/>
-        </w:rPr>
-        <w:t>0007_groups.sql</w:t>
-      </w:r>
-      <w:r>
-        <w:rPr>
-          <w:rFonts w:ascii="Calibri" w:hAnsi="Calibri" w:eastAsia="Calibri"/>
-          <w:color w:val="1F2937"/>
-        </w:rPr>
-        <w:t xml:space="preserve">, Go Admin API, React-маршруты и тестовый каталог </w:t>
-      </w:r>
-      <w:r>
-        <w:rPr>
-          <w:rFonts w:ascii="Liberation Mono" w:hAnsi="Liberation Mono" w:eastAsia="Liberation Mono"/>
-          <w:color w:val="1F2937"/>
-        </w:rPr>
-        <w:t>ldap/glauth.cfg</w:t>
-      </w:r>
-      <w:r>
-        <w:rPr>
-          <w:rFonts w:ascii="Calibri" w:hAnsi="Calibri" w:eastAsia="Calibri"/>
-          <w:color w:val="1F2937"/>
-        </w:rPr>
-        <w:t>.</w:t>
+        <w:t>Эта маркировка принципиальна: таблицы ниже не выдают желаемые права за уже работающий RBAC. Фактическая часть сверена с поведением Go Admin API, пользовательского интерфейса, схемы данных, LDAP-каталога и процессов доставки.</w:t>
       </w:r>
     </w:p>
     <w:p>
@@ -2442,77 +2311,7 @@
           <w:rFonts w:ascii="Calibri" w:hAnsi="Calibri" w:eastAsia="Calibri"/>
           <w:color w:val="1F2937"/>
         </w:rPr>
-        <w:t xml:space="preserve"> миграция </w:t>
-      </w:r>
-      <w:r>
-        <w:rPr>
-          <w:rFonts w:ascii="Liberation Mono" w:hAnsi="Liberation Mono" w:eastAsia="Liberation Mono"/>
-          <w:color w:val="1F2937"/>
-        </w:rPr>
-        <w:t>0007_groups.sql</w:t>
-      </w:r>
-      <w:r>
-        <w:rPr>
-          <w:rFonts w:ascii="Calibri" w:hAnsi="Calibri" w:eastAsia="Calibri"/>
-          <w:color w:val="1F2937"/>
-        </w:rPr>
-        <w:t xml:space="preserve"> вводит </w:t>
-      </w:r>
-      <w:r>
-        <w:rPr>
-          <w:rFonts w:ascii="Liberation Mono" w:hAnsi="Liberation Mono" w:eastAsia="Liberation Mono"/>
-          <w:color w:val="1F2937"/>
-        </w:rPr>
-        <w:t>groups</w:t>
-      </w:r>
-      <w:r>
-        <w:rPr>
-          <w:rFonts w:ascii="Calibri" w:hAnsi="Calibri" w:eastAsia="Calibri"/>
-          <w:color w:val="1F2937"/>
-        </w:rPr>
-        <w:t xml:space="preserve">, членство подписчиков и область оборудования по </w:t>
-      </w:r>
-      <w:r>
-        <w:rPr>
-          <w:rFonts w:ascii="Liberation Mono" w:hAnsi="Liberation Mono" w:eastAsia="Liberation Mono"/>
-          <w:color w:val="1F2937"/>
-        </w:rPr>
-        <w:t>object_id</w:t>
-      </w:r>
-      <w:r>
-        <w:rPr>
-          <w:rFonts w:ascii="Calibri" w:hAnsi="Calibri" w:eastAsia="Calibri"/>
-          <w:color w:val="1F2937"/>
-        </w:rPr>
-        <w:t xml:space="preserve">, </w:t>
-      </w:r>
-      <w:r>
-        <w:rPr>
-          <w:rFonts w:ascii="Liberation Mono" w:hAnsi="Liberation Mono" w:eastAsia="Liberation Mono"/>
-          <w:color w:val="1F2937"/>
-        </w:rPr>
-        <w:t>equipment_type</w:t>
-      </w:r>
-      <w:r>
-        <w:rPr>
-          <w:rFonts w:ascii="Calibri" w:hAnsi="Calibri" w:eastAsia="Calibri"/>
-          <w:color w:val="1F2937"/>
-        </w:rPr>
-        <w:t xml:space="preserve"> или </w:t>
-      </w:r>
-      <w:r>
-        <w:rPr>
-          <w:rFonts w:ascii="Liberation Mono" w:hAnsi="Liberation Mono" w:eastAsia="Liberation Mono"/>
-          <w:color w:val="1F2937"/>
-        </w:rPr>
-        <w:t>site</w:t>
-      </w:r>
-      <w:r>
-        <w:rPr>
-          <w:rFonts w:ascii="Calibri" w:hAnsi="Calibri" w:eastAsia="Calibri"/>
-          <w:color w:val="1F2937"/>
-        </w:rPr>
-        <w:t>. API позволяет создавать группы, менять состав и область. Эти записи пригодны для маршрутизации и вычисления ответственности.</w:t>
+        <w:t xml:space="preserve"> схема данных содержит группы, членство подписчиков и область оборудования по объекту, типу оборудования или площадке. API позволяет создавать группы, менять состав и область. Эти записи пригодны для маршрутизации и вычисления ответственности.</w:t>
       </w:r>
     </w:p>
     <w:p>
@@ -10909,51 +10708,11 @@
             <w:r/>
             <w:r>
               <w:rPr>
-                <w:rFonts w:ascii="Liberation Mono" w:hAnsi="Liberation Mono" w:eastAsia="Liberation Mono"/>
+                <w:rFonts w:ascii="Calibri" w:hAnsi="Calibri" w:eastAsia="Calibri"/>
                 <w:color w:val="1F2937"/>
                 <w:sz w:val="17"/>
               </w:rPr>
-              <w:t>App.tsx</w:t>
-            </w:r>
-            <w:r>
-              <w:rPr>
-                <w:rFonts w:ascii="Calibri" w:hAnsi="Calibri" w:eastAsia="Calibri"/>
-                <w:color w:val="1F2937"/>
-                <w:sz w:val="17"/>
-              </w:rPr>
-              <w:t xml:space="preserve"> регистрирует одинаковые маршруты для всех вошедших; </w:t>
-            </w:r>
-            <w:r>
-              <w:rPr>
-                <w:rFonts w:ascii="Liberation Mono" w:hAnsi="Liberation Mono" w:eastAsia="Liberation Mono"/>
-                <w:color w:val="1F2937"/>
-                <w:sz w:val="17"/>
-              </w:rPr>
-              <w:t>Sidebar.tsx</w:t>
-            </w:r>
-            <w:r>
-              <w:rPr>
-                <w:rFonts w:ascii="Calibri" w:hAnsi="Calibri" w:eastAsia="Calibri"/>
-                <w:color w:val="1F2937"/>
-                <w:sz w:val="17"/>
-              </w:rPr>
-              <w:t xml:space="preserve"> не фильтрует меню по </w:t>
-            </w:r>
-            <w:r>
-              <w:rPr>
-                <w:rFonts w:ascii="Liberation Mono" w:hAnsi="Liberation Mono" w:eastAsia="Liberation Mono"/>
-                <w:color w:val="1F2937"/>
-                <w:sz w:val="17"/>
-              </w:rPr>
-              <w:t>is_admin</w:t>
-            </w:r>
-            <w:r>
-              <w:rPr>
-                <w:rFonts w:ascii="Calibri" w:hAnsi="Calibri" w:eastAsia="Calibri"/>
-                <w:color w:val="1F2937"/>
-                <w:sz w:val="17"/>
-              </w:rPr>
-              <w:t>. Источники и аудит существуют как routes, но не включены в основной NAV.</w:t>
+              <w:t>Пользовательский интерфейс регистрирует одинаковые маршруты для всех вошедших и не фильтрует боковое меню по административному признаку. Экраны источников и аудита существуют, но не включены в основную навигацию.</w:t>
             </w:r>
           </w:p>
         </w:tc>
